--- a/document_templates/russian_library/Исковые_заявления/Возмещение_вреда_и_страховые_споры/шаблон_Исковое_заявление_о_возмещении_ущерба_после_ДТП.docx
+++ b/document_templates/russian_library/Исковые_заявления/Возмещение_вреда_и_страховые_споры/шаблон_Исковое_заявление_о_возмещении_ущерба_после_ДТП.docx
@@ -51,15 +51,14 @@
           <w:lang w:val="en-US"/>
         </w:rPr>
       </w:pPr>
-      <w:proofErr w:type="gramStart"/>
-      <w:r>
-        <w:rPr>
-          <w:rFonts w:ascii="Times New Roman" w:hAnsi="Times New Roman" w:cs="Times New Roman"/>
-          <w:sz w:val="24"/>
-          <w:szCs w:val="24"/>
-          <w:lang w:val="en-US"/>
-        </w:rPr>
-        <w:t>{{ court_w_t_w_r_w_prooferr_w_type_gramend_w_r_w_rpr_w_rfonts_w_ascii_times_new_roman_w_hansi_times_new_roman_w_cs_times_new_roman_w_sz_w_val_24_w_szcs_w_val_24_w_lang_w_val_en_us_w_rpr_w_t_xml_space_preserve_address }}</w:t>
+      <w:r>
+        <w:rPr>
+          <w:rFonts w:ascii="Times New Roman" w:hAnsi="Times New Roman" w:cs="Times New Roman"/>
+          <w:sz w:val="24"/>
+          <w:szCs w:val="24"/>
+          <w:lang w:val="en-US"/>
+        </w:rPr>
+        <w:t>{{ court_address }}</w:t>
       </w:r>
     </w:p>
     <w:p>
@@ -94,7 +93,7 @@
           <w:sz w:val="24"/>
           <w:szCs w:val="24"/>
         </w:rPr>
-        <w:t xml:space="preserve">{{ w_t_w_r_w_r_w_rsidr_009d7c20_w_rpr_w_rfonts_w_ascii_times_new_roman_w_hansi_times_new_roman_w_cs_times_new_roman_w_sz_w_val_24_w_szcs_w_val_24_w_lang_w_val_en_us_w_rpr_w_t_plaintiff_w_t_w_r_w_r_w_rsidr_009d7c20_w_rsidrpr_009d7c20_w_rpr_w_rfonts_w_ascii_times_new_roman_w_hansi_times_new_roman_w_cs_times_new_roman_w_sz_w_val_24_w_szcs_w_val_24_w_rpr_w_t_xml_space_preserve }}</w:t>
+        <w:t xml:space="preserve">{{ plaintiff }}</w:t>
       </w:r>
     </w:p>
     <w:p>
@@ -145,7 +144,7 @@
           <w:sz w:val="24"/>
           <w:szCs w:val="24"/>
         </w:rPr>
-        <w:t xml:space="preserve">{{ w_t_w_r_w_r_w_rsidr_009d7c20_w_rpr_w_rfonts_w_ascii_times_new_roman_w_hansi_times_new_roman_w_cs_times_new_roman_w_sz_w_val_24_w_szcs_w_val_24_w_lang_w_val_en_us_w_rpr_w_t_plaintiff_w_t_w_r_w_r_w_rsidr_009d7c20_w_rsidrpr_009d7c20_w_rpr_w_rfonts_w_ascii_times_new_roman_w_hansi_times_new_roman_w_cs_times_new_roman_w_sz_w_val_24_w_szcs_w_val_24_w_rpr_w_t_xml_space_preserve_w_t_w_r_w_r_w_rsidr_009d7c20_w_rpr_w_rfonts_w_ascii_times_new_roman_w_hansi_times_new_roman_w_cs_times_new_roman_w_sz_w_val_24_w_szcs_w_val_24_w_lang_w_val_en_us_w_rpr_w_t_representative_w_t_w_r_w_r_w_rsidr_009d7c20_w_rsidrpr_009d7c20_w_rpr_w_rfonts_w_ascii_times_new_roman_w_hansi_times_new_roman_w_cs_times_new_roman_w_sz_w_val_24_w_szcs_w_val_24_w_rpr_w_t_xml_space_preserve }}</w:t>
+        <w:t xml:space="preserve">{{ plaintiff_representative }}</w:t>
       </w:r>
     </w:p>
     <w:p>
@@ -172,7 +171,7 @@
           <w:sz w:val="24"/>
           <w:szCs w:val="24"/>
         </w:rPr>
-        <w:t xml:space="preserve">{{ w_t_w_r_w_r_w_rsidr_009d7c20_w_rpr_w_rfonts_w_ascii_times_new_roman_w_hansi_times_new_roman_w_cs_times_new_roman_w_sz_w_val_24_w_szcs_w_val_24_w_lang_w_val_en_us_w_rpr_w_t_defendant_w_t_w_r_w_r_w_rsidr_009d7c20_w_rsidrpr_009d7c20_w_rpr_w_rfonts_w_ascii_times_new_roman_w_hansi_times_new_roman_w_cs_times_new_roman_w_sz_w_val_24_w_szcs_w_val_24_w_rpr_w_t_xml_space_preserve }}</w:t>
+        <w:t xml:space="preserve">{{ defendant }}</w:t>
       </w:r>
     </w:p>
     <w:p>
@@ -263,7 +262,7 @@
           <w:sz w:val="24"/>
           <w:szCs w:val="24"/>
         </w:rPr>
-        <w:t xml:space="preserve">{{ w_t_w_r_w_r_w_rsidr_009d7c20_w_rpr_w_rfonts_w_ascii_times_new_roman_w_hansi_times_new_roman_w_cs_times_new_roman_w_sz_w_val_24_w_szcs_w_val_24_w_lang_w_val_en_us_w_rpr_w_t_claim_w_t_w_r_w_r_w_rsidr_009d7c20_w_rsidrpr_009d7c20_w_rpr_w_rfonts_w_ascii_times_new_roman_w_hansi_times_new_roman_w_cs_times_new_roman_w_sz_w_val_24_w_szcs_w_val_24_w_rpr_w_t_xml_space_preserve_w_t_w_r_w_r_w_rsidr_009d7c20_w_rpr_w_rfonts_w_ascii_times_new_roman_w_hansi_times_new_roman_w_cs_times_new_roman_w_sz_w_val_24_w_szcs_w_val_24_w_lang_w_val_en_us_w_rpr_w_t_price_w_t_w_r_w_r_w_rsidr_009d7c20_w_rsidrpr_009d7c20_w_rpr_w_rfonts_w_ascii_times_new_roman_w_hansi_times_new_roman_w_cs_times_new_roman_w_sz_w_val_24_w_szcs_w_val_24_w_rpr_w_t_xml_space_preserve }}</w:t>
+        <w:t xml:space="preserve">{{ claim_price }}</w:t>
       </w:r>
     </w:p>
     <w:p>
@@ -336,7 +335,7 @@
           <w:sz w:val="24"/>
           <w:szCs w:val="24"/>
         </w:rPr>
-        <w:t xml:space="preserve">{{ w_t_w_r_w_r_w_rpr_w_rfonts_w_ascii_times_new_roman_w_hansi_times_new_roman_w_cs_times_new_roman_w_sz_w_val_24_w_szcs_w_val_24_w_lang_w_val_en_us_w_rpr_w_t_accident_w_t_w_r_w_r_w_rsidrpr_009d7c20_w_rpr_w_rfonts_w_ascii_times_new_roman_w_hansi_times_new_roman_w_cs_times_new_roman_w_sz_w_val_24_w_szcs_w_val_24_w_rpr_w_t_xml_space_preserve_w_t_w_r_w_r_w_rpr_w_rfonts_w_ascii_times_new_roman_w_hansi_times_new_roman_w_cs_times_new_roman_w_sz_w_val_24_w_szcs_w_val_24_w_lang_w_val_en_us_w_rpr_w_t_date_w_t_w_r_w_r_w_rsidrpr_009d7c20_w_rpr_w_rfonts_w_ascii_times_new_roman_w_hansi_times_new_roman_w_cs_times_new_roman_w_sz_w_val_24_w_szcs_w_val_24_w_rpr_w_t_xml_space_preserve }}</w:t>
+        <w:t xml:space="preserve">{{ accident_date }}</w:t>
       </w:r>
       <w:r>
         <w:rPr>
@@ -368,7 +367,7 @@
           <w:sz w:val="24"/>
           <w:szCs w:val="24"/>
         </w:rPr>
-        <w:t xml:space="preserve"> {{ w_t_w_r_w_r_w_rpr_w_rfonts_w_ascii_times_new_roman_w_hansi_times_new_roman_w_cs_times_new_roman_w_sz_w_val_24_w_szcs_w_val_24_w_lang_w_val_en_us_w_rpr_w_t_accident_w_t_w_r_w_r_w_rsidrpr_009d7c20_w_rpr_w_rfonts_w_ascii_times_new_roman_w_hansi_times_new_roman_w_cs_times_new_roman_w_sz_w_val_24_w_szcs_w_val_24_w_rpr_w_t_xml_space_preserve_w_t_w_r_w_r_w_rpr_w_rfonts_w_ascii_times_new_roman_w_hansi_times_new_roman_w_cs_times_new_roman_w_sz_w_val_24_w_szcs_w_val_24_w_lang_w_val_en_us_w_rpr_w_t_location_w_t_w_r_w_r_w_rsidrpr_009d7c20_w_rpr_w_rfonts_w_ascii_times_new_roman_w_hansi_times_new_roman_w_cs_times_new_roman_w_sz_w_val_24_w_szcs_w_val_24_w_rpr_w_t_xml_space_preserve }}</w:t>
+        <w:t xml:space="preserve"> {{ accident_location }}</w:t>
       </w:r>
       <w:r>
         <w:rPr>
@@ -448,7 +447,7 @@
           <w:sz w:val="24"/>
           <w:szCs w:val="24"/>
         </w:rPr>
-        <w:t xml:space="preserve">{{ w_t_w_r_w_r_w_rpr_w_rfonts_w_ascii_times_new_roman_w_hansi_times_new_roman_w_cs_times_new_roman_w_sz_w_val_24_w_szcs_w_val_24_w_lang_w_val_en_us_w_rpr_w_t_party_w_t_w_r_w_r_w_rsidrpr_009d7c20_w_rpr_w_rfonts_w_ascii_times_new_roman_w_hansi_times_new_roman_w_cs_times_new_roman_w_sz_w_val_24_w_szcs_w_val_24_w_rpr_w_t_xml_space_preserve_1 }}</w:t>
+        <w:t xml:space="preserve">{{ party }}</w:t>
       </w:r>
       <w:r>
         <w:rPr>
@@ -480,7 +479,7 @@
           <w:sz w:val="24"/>
           <w:szCs w:val="24"/>
         </w:rPr>
-        <w:t xml:space="preserve">{{ w_t_w_r_w_r_w_rpr_w_rfonts_w_ascii_times_new_roman_w_hansi_times_new_roman_w_cs_times_new_roman_w_sz_w_val_24_w_szcs_w_val_24_w_lang_w_val_en_us_w_rpr_w_t_party_w_t_w_r_w_r_w_rsidrpr_009d7c20_w_rpr_w_rfonts_w_ascii_times_new_roman_w_hansi_times_new_roman_w_cs_times_new_roman_w_sz_w_val_24_w_szcs_w_val_24_w_rpr_w_t_xml_space_preserve_2 }}</w:t>
+        <w:t xml:space="preserve">{{ party }}</w:t>
       </w:r>
       <w:r>
         <w:rPr>
@@ -504,7 +503,7 @@
           <w:sz w:val="24"/>
           <w:szCs w:val="24"/>
         </w:rPr>
-        <w:t xml:space="preserve">{{ w_t_w_r_w_r_w_rpr_w_rfonts_w_ascii_times_new_roman_w_hansi_times_new_roman_w_cs_times_new_roman_w_sz_w_val_24_w_szcs_w_val_24_w_lang_w_val_en_us_w_rpr_w_t_protocol_w_t_w_r_w_r_w_rsidrpr_009d7c20_w_rpr_w_rfonts_w_ascii_times_new_roman_w_hansi_times_new_roman_w_cs_times_new_roman_w_sz_w_val_24_w_szcs_w_val_24_w_rpr_w_t_xml_space_preserve_w_t_w_r_w_r_w_rpr_w_rfonts_w_ascii_times_new_roman_w_hansi_times_new_roman_w_cs_times_new_roman_w_sz_w_val_24_w_szcs_w_val_24_w_lang_w_val_en_us_w_rpr_w_t_number_w_t_w_r_w_r_w_rsidrpr_009d7c20_w_rpr_w_rfonts_w_ascii_times_new_roman_w_hansi_times_new_roman_w_cs_times_new_roman_w_sz_w_val_24_w_szcs_w_val_24_w_rpr_w_t_xml_space_preserve }}</w:t>
+        <w:t xml:space="preserve">{{ protocol_number }}</w:t>
       </w:r>
       <w:r>
         <w:rPr>
@@ -520,7 +519,7 @@
           <w:sz w:val="24"/>
           <w:szCs w:val="24"/>
         </w:rPr>
-        <w:t xml:space="preserve">{{ w_t_w_r_w_r_w_rpr_w_rfonts_w_ascii_times_new_roman_w_hansi_times_new_roman_w_cs_times_new_roman_w_sz_w_val_24_w_szcs_w_val_24_w_lang_w_val_en_us_w_rpr_w_t_protocol_w_t_w_r_w_r_w_rsidrpr_009d7c20_w_rpr_w_rfonts_w_ascii_times_new_roman_w_hansi_times_new_roman_w_cs_times_new_roman_w_sz_w_val_24_w_szcs_w_val_24_w_rpr_w_t_xml_space_preserve_w_t_w_r_w_r_w_rpr_w_rfonts_w_ascii_times_new_roman_w_hansi_times_new_roman_w_cs_times_new_roman_w_sz_w_val_24_w_szcs_w_val_24_w_lang_w_val_en_us_w_rpr_w_t_date_w_t_w_r_w_r_w_rsidrpr_009d7c20_w_rpr_w_rfonts_w_ascii_times_new_roman_w_hansi_times_new_roman_w_cs_times_new_roman_w_sz_w_val_24_w_szcs_w_val_24_w_rpr_w_t_xml_space_preserve }}</w:t>
+        <w:t xml:space="preserve">{{ protocol_date }}</w:t>
       </w:r>
       <w:r>
         <w:rPr>
@@ -536,7 +535,7 @@
           <w:sz w:val="24"/>
           <w:szCs w:val="24"/>
         </w:rPr>
-        <w:t xml:space="preserve">{{ w_t_w_r_w_r_w_rpr_w_rfonts_w_ascii_times_new_roman_w_hansi_times_new_roman_w_cs_times_new_roman_w_sz_w_val_24_w_szcs_w_val_24_w_lang_w_val_en_us_w_rpr_w_t_guilty_w_t_w_r_w_r_w_rsidrpr_009d7c20_w_rpr_w_rfonts_w_ascii_times_new_roman_w_hansi_times_new_roman_w_cs_times_new_roman_w_sz_w_val_24_w_szcs_w_val_24_w_rpr_w_t_xml_space_preserve_w_t_w_r_w_r_w_rpr_w_rfonts_w_ascii_times_new_roman_w_hansi_times_new_roman_w_cs_times_new_roman_w_sz_w_val_24_w_szcs_w_val_24_w_lang_w_val_en_us_w_rpr_w_t_party_w_t_w_r_w_r_w_rsidrpr_009d7c20_w_rpr_w_rfonts_w_ascii_times_new_roman_w_hansi_times_new_roman_w_cs_times_new_roman_w_sz_w_val_24_w_szcs_w_val_24_w_rpr_w_t_xml_space_preserve_w_t_w_r_w_r_w_rpr_w_rfonts_w_ascii_times_new_roman_w_hansi_times_new_roman_w_cs_times_new_roman_w_sz_w_val_24_w_szcs_w_val_24_w_lang_w_val_en_us_w_rpr_w_t_name_w_t_w_r_w_r_w_rsidrpr_009d7c20_w_rpr_w_rfonts_w_ascii_times_new_roman_w_hansi_times_new_roman_w_cs_times_new_roman_w_sz_w_val_24_w_szcs_w_val_24_w_rpr_w_t_xml_space_preserve }}</w:t>
+        <w:t xml:space="preserve">{{ guilty_party_name }}</w:t>
       </w:r>
       <w:r>
         <w:rPr>
@@ -552,7 +551,7 @@
           <w:sz w:val="24"/>
           <w:szCs w:val="24"/>
         </w:rPr>
-        <w:t xml:space="preserve">{{ w_t_w_r_w_prooferr_w_type_spellstart_w_r_w_rpr_w_rfonts_w_ascii_times_new_roman_w_hansi_times_new_roman_w_cs_times_new_roman_w_sz_w_val_24_w_szcs_w_val_24_w_lang_w_val_en_us_w_rpr_w_t_osago_w_t_w_r_w_prooferr_w_type_spellend_w_r_w_rsidrpr_009d7c20_w_rpr_w_rfonts_w_ascii_times_new_roman_w_hansi_times_new_roman_w_cs_times_new_roman_w_sz_w_val_24_w_szcs_w_val_24_w_rpr_w_t_xml_space_preserve_w_t_w_r_w_r_w_rpr_w_rfonts_w_ascii_times_new_roman_w_hansi_times_new_roman_w_cs_times_new_roman_w_sz_w_val_24_w_szcs_w_val_24_w_lang_w_val_en_us_w_rpr_w_t_status_w_t_w_r_w_r_w_rsidrpr_009d7c20_w_rpr_w_rfonts_w_ascii_times_new_roman_w_hansi_times_new_roman_w_cs_times_new_roman_w_sz_w_val_24_w_szcs_w_val_24_w_rpr_w_t_xml_space_preserve }}</w:t>
+        <w:t xml:space="preserve">{{ osago_status }}</w:t>
       </w:r>
       <w:r>
         <w:rPr>
@@ -586,7 +585,7 @@
           <w:sz w:val="24"/>
           <w:szCs w:val="24"/>
         </w:rPr>
-        <w:t xml:space="preserve">{{ w_t_w_r_w_r_w_rsidr_009d7c20_w_rpr_w_rfonts_w_ascii_times_new_roman_w_hansi_times_new_roman_w_cs_times_new_roman_w_sz_w_val_24_w_szcs_w_val_24_w_lang_w_val_en_us_w_rpr_w_t_expertise_w_t_w_r_w_r_w_rsidr_009d7c20_w_rsidrpr_009d7c20_w_rpr_w_rfonts_w_ascii_times_new_roman_w_hansi_times_new_roman_w_cs_times_new_roman_w_sz_w_val_24_w_szcs_w_val_24_w_rpr_w_t_xml_space_preserve_w_t_w_r_w_r_w_rsidr_009d7c20_w_rpr_w_rfonts_w_ascii_times_new_roman_w_hansi_times_new_roman_w_cs_times_new_roman_w_sz_w_val_24_w_szcs_w_val_24_w_lang_w_val_en_us_w_rpr_w_t_number_w_t_w_r_w_r_w_rsidr_009d7c20_w_rsidrpr_009d7c20_w_rpr_w_rfonts_w_ascii_times_new_roman_w_hansi_times_new_roman_w_cs_times_new_roman_w_sz_w_val_24_w_szcs_w_val_24_w_rpr_w_t_xml_space_preserve }}</w:t>
+        <w:t xml:space="preserve">{{ expertise_number }}</w:t>
       </w:r>
       <w:r>
         <w:rPr>
@@ -602,7 +601,7 @@
           <w:sz w:val="24"/>
           <w:szCs w:val="24"/>
         </w:rPr>
-        <w:t xml:space="preserve">{{ w_t_w_r_w_r_w_rsidr_009d7c20_w_rpr_w_rfonts_w_ascii_times_new_roman_w_hansi_times_new_roman_w_cs_times_new_roman_w_sz_w_val_24_w_szcs_w_val_24_w_lang_w_val_en_us_w_rpr_w_t_expertise_w_t_w_r_w_r_w_rsidr_009d7c20_w_rsidrpr_009d7c20_w_rpr_w_rfonts_w_ascii_times_new_roman_w_hansi_times_new_roman_w_cs_times_new_roman_w_sz_w_val_24_w_szcs_w_val_24_w_rpr_w_t_xml_space_preserve_w_t_w_r_w_r_w_rsidr_009d7c20_w_rpr_w_rfonts_w_ascii_times_new_roman_w_hansi_times_new_roman_w_cs_times_new_roman_w_sz_w_val_24_w_szcs_w_val_24_w_lang_w_val_en_us_w_rpr_w_t_date_w_t_w_r_w_r_w_rsidr_009d7c20_w_rsidrpr_009d7c20_w_rpr_w_rfonts_w_ascii_times_new_roman_w_hansi_times_new_roman_w_cs_times_new_roman_w_sz_w_val_24_w_szcs_w_val_24_w_rpr_w_t_xml_space_preserve }}</w:t>
+        <w:t xml:space="preserve">{{ expertise_date }}</w:t>
       </w:r>
       <w:r>
         <w:rPr>
@@ -618,7 +617,7 @@
           <w:sz w:val="24"/>
           <w:szCs w:val="24"/>
         </w:rPr>
-        <w:t xml:space="preserve">{{ w_t_w_r_w_r_w_rsidr_009d7c20_w_rpr_w_rfonts_w_ascii_times_new_roman_w_hansi_times_new_roman_w_cs_times_new_roman_w_sz_w_val_24_w_szcs_w_val_24_w_lang_w_val_en_us_w_rpr_w_t_damage_w_t_w_r_w_r_w_rsidr_009d7c20_w_rsidrpr_009d7c20_w_rpr_w_rfonts_w_ascii_times_new_roman_w_hansi_times_new_roman_w_cs_times_new_roman_w_sz_w_val_24_w_szcs_w_val_24_w_rpr_w_t_xml_space_preserve_w_t_w_r_w_r_w_rsidr_009d7c20_w_rpr_w_rfonts_w_ascii_times_new_roman_w_hansi_times_new_roman_w_cs_times_new_roman_w_sz_w_val_24_w_szcs_w_val_24_w_lang_w_val_en_us_w_rpr_w_t_amount_w_t_w_r_w_r_w_rsidr_009d7c20_w_rsidrpr_009d7c20_w_rpr_w_rfonts_w_ascii_times_new_roman_w_hansi_times_new_roman_w_cs_times_new_roman_w_sz_w_val_24_w_szcs_w_val_24_w_rpr_w_t_xml_space_preserve }}</w:t>
+        <w:t xml:space="preserve">{{ damage_amount }}</w:t>
       </w:r>
       <w:r>
         <w:rPr>
@@ -634,7 +633,7 @@
           <w:sz w:val="24"/>
           <w:szCs w:val="24"/>
         </w:rPr>
-        <w:t xml:space="preserve">{{ w_t_w_r_w_r_w_rsidr_009d7c20_w_rpr_w_rfonts_w_ascii_times_new_roman_w_hansi_times_new_roman_w_cs_times_new_roman_w_sz_w_val_24_w_szcs_w_val_24_w_lang_w_val_en_us_w_rpr_w_t_defendant_w_t_w_r_w_r_w_rsidr_009d7c20_w_rsidrpr_009d7c20_w_rpr_w_rfonts_w_ascii_times_new_roman_w_hansi_times_new_roman_w_cs_times_new_roman_w_sz_w_val_24_w_szcs_w_val_24_w_rpr_w_t_xml_space_preserve_w_t_w_r_w_r_w_rsidr_009d7c20_w_rpr_w_rfonts_w_ascii_times_new_roman_w_hansi_times_new_roman_w_cs_times_new_roman_w_sz_w_val_24_w_szcs_w_val_24_w_lang_w_val_en_us_w_rpr_w_t_vehicle_w_t_w_r_w_r_w_rsidr_009d7c20_w_rsidrpr_009d7c20_w_rpr_w_rfonts_w_ascii_times_new_roman_w_hansi_times_new_roman_w_cs_times_new_roman_w_sz_w_val_24_w_szcs_w_val_24_w_rpr_w_t_xml_space_preserve_w_t_w_r_w_r_w_rsidr_009d7c20_w_rpr_w_rfonts_w_ascii_times_new_roman_w_hansi_times_new_roman_w_cs_times_new_roman_w_sz_w_val_24_w_szcs_w_val_24_w_lang_w_val_en_us_w_rpr_w_t_details_w_t_w_r_w_r_w_rsidr_009d7c20_w_rsidrpr_009d7c20_w_rpr_w_rfonts_w_ascii_times_new_roman_w_hansi_times_new_roman_w_cs_times_new_roman_w_sz_w_val_24_w_szcs_w_val_24_w_rpr_w_t_xml_space_preserve }}</w:t>
+        <w:t xml:space="preserve">{{ defendant_vehicle_details }}</w:t>
       </w:r>
       <w:r>
         <w:rPr>
@@ -650,7 +649,7 @@
           <w:sz w:val="24"/>
           <w:szCs w:val="24"/>
         </w:rPr>
-        <w:t xml:space="preserve">{{ w_t_w_r_w_r_w_rsidr_009d7c20_w_rpr_w_rfonts_w_ascii_times_new_roman_w_hansi_times_new_roman_w_cs_times_new_roman_w_sz_w_val_24_w_szcs_w_val_24_w_lang_w_val_en_us_w_rpr_w_t_insurance_w_t_w_r_w_r_w_rsidr_009d7c20_w_rsidrpr_009d7c20_w_rpr_w_rfonts_w_ascii_times_new_roman_w_hansi_times_new_roman_w_cs_times_new_roman_w_sz_w_val_24_w_szcs_w_val_24_w_rpr_w_t_xml_space_preserve_w_t_w_r_w_r_w_rsidr_009d7c20_w_rpr_w_rfonts_w_ascii_times_new_roman_w_hansi_times_new_roman_w_cs_times_new_roman_w_sz_w_val_24_w_szcs_w_val_24_w_lang_w_val_en_us_w_rpr_w_t_status_w_t_w_r_w_r_w_rsidr_009d7c20_w_rsidrpr_009d7c20_w_rpr_w_rfonts_w_ascii_times_new_roman_w_hansi_times_new_roman_w_cs_times_new_roman_w_sz_w_val_24_w_szcs_w_val_24_w_rpr_w_t_xml_space_preserve_w_t_w_r_w_r_w_rsidr_009d7c20_w_rpr_w_rfonts_w_ascii_times_new_roman_w_hansi_times_new_roman_w_cs_times_new_roman_w_sz_w_val_24_w_szcs_w_val_24_w_lang_w_val_en_us_w_rpr_w_t_details_w_t_w_r_w_r_w_rsidr_009d7c20_w_rsidrpr_009d7c20_w_rpr_w_rfonts_w_ascii_times_new_roman_w_hansi_times_new_roman_w_cs_times_new_roman_w_sz_w_val_24_w_szcs_w_val_24_w_rpr_w_t_xml_space_preserve }}</w:t>
+        <w:t xml:space="preserve">{{ insurance_status_details }}</w:t>
       </w:r>
       <w:r>
         <w:rPr>
@@ -666,7 +665,7 @@
           <w:sz w:val="24"/>
           <w:szCs w:val="24"/>
         </w:rPr>
-        <w:t xml:space="preserve">{{ w_t_w_r_w_r_w_rsidr_009d7c20_w_rpr_w_rfonts_w_ascii_times_new_roman_w_hansi_times_new_roman_w_cs_times_new_roman_w_sz_w_val_24_w_szcs_w_val_24_w_lang_w_val_en_us_w_rpr_w_t_target_w_t_w_r_w_r_w_rsidr_009d7c20_w_rsidrpr_009d7c20_w_rpr_w_rfonts_w_ascii_times_new_roman_w_hansi_times_new_roman_w_cs_times_new_roman_w_sz_w_val_24_w_szcs_w_val_24_w_rpr_w_t_xml_space_preserve_w_t_w_r_w_r_w_rsidr_009d7c20_w_rpr_w_rfonts_w_ascii_times_new_roman_w_hansi_times_new_roman_w_cs_times_new_roman_w_sz_w_val_24_w_szcs_w_val_24_w_lang_w_val_en_us_w_rpr_w_t_person_w_t_w_r_w_r_w_rsidr_009d7c20_w_rsidrpr_009d7c20_w_rpr_w_rfonts_w_ascii_times_new_roman_w_hansi_times_new_roman_w_cs_times_new_roman_w_sz_w_val_24_w_szcs_w_val_24_w_rpr_w_t_xml_space_preserve }}</w:t>
+        <w:t xml:space="preserve">{{ target_person }}</w:t>
       </w:r>
       <w:r>
         <w:rPr>
@@ -687,15 +686,14 @@
           <w:lang w:val="en-US"/>
         </w:rPr>
       </w:pPr>
-      <w:proofErr w:type="gramStart"/>
-      <w:r>
-        <w:rPr>
-          <w:rFonts w:ascii="Times New Roman" w:hAnsi="Times New Roman" w:cs="Times New Roman"/>
-          <w:sz w:val="24"/>
-          <w:szCs w:val="24"/>
-          <w:lang w:val="en-US"/>
-        </w:rPr>
-        <w:t>{{ claim_w_t_w_r_w_prooferr_w_type_gramend_w_r_w_rpr_w_rfonts_w_ascii_times_new_roman_w_hansi_times_new_roman_w_cs_times_new_roman_w_sz_w_val_24_w_szcs_w_val_24_w_lang_w_val_en_us_w_rpr_w_t_xml_space_preserve_list }}</w:t>
+      <w:r>
+        <w:rPr>
+          <w:rFonts w:ascii="Times New Roman" w:hAnsi="Times New Roman" w:cs="Times New Roman"/>
+          <w:sz w:val="24"/>
+          <w:szCs w:val="24"/>
+          <w:lang w:val="en-US"/>
+        </w:rPr>
+        <w:t>{{ claim_list }}</w:t>
       </w:r>
     </w:p>
     <w:p>
